--- a/FP/VP527277/Valuation/JCE_RFQ_Valuation_MRC-Asset-Condition_Final.docx
+++ b/FP/VP527277/Valuation/JCE_RFQ_Valuation_MRC-Asset-Condition_Final.docx
@@ -44,11 +44,12 @@
       <w:tblPr>
         <w:tblStyle w:val="TableGrid"/>
         <w:tblW w:type="auto" w:w="0"/>
+        <w:tblLayout w:type="fixed"/>
         <w:tblLook w:firstColumn="1" w:firstRow="1" w:lastColumn="0" w:lastRow="0" w:noHBand="0" w:noVBand="1" w:val="04A0"/>
       </w:tblPr>
       <w:tblGrid>
-        <w:gridCol w:w="4819"/>
-        <w:gridCol w:w="4819"/>
+        <w:gridCol w:w="2608"/>
+        <w:gridCol w:w="7030"/>
       </w:tblGrid>
       <w:tr>
         <w:tc>
@@ -200,7 +201,7 @@
                 <w:b/>
                 <w:sz w:val="19"/>
               </w:rPr>
-              <w:t>12:00 pm, Friday 30/10/2026</w:t>
+              <w:t>12:00 pm, Wednesday 28/10/2026</w:t>
             </w:r>
           </w:p>
         </w:tc>
@@ -397,13 +398,14 @@
         <w:tblStyle w:val="TableGrid"/>
         <w:tblW w:type="auto" w:w="0"/>
         <w:jc w:val="center"/>
+        <w:tblLayout w:type="fixed"/>
         <w:tblLook w:firstColumn="1" w:firstRow="1" w:lastColumn="0" w:lastRow="0" w:noHBand="0" w:noVBand="1" w:val="04A0"/>
       </w:tblPr>
       <w:tblGrid>
-        <w:gridCol w:w="2409"/>
-        <w:gridCol w:w="2409"/>
-        <w:gridCol w:w="2409"/>
-        <w:gridCol w:w="2409"/>
+        <w:gridCol w:w="2835"/>
+        <w:gridCol w:w="1361"/>
+        <w:gridCol w:w="3402"/>
+        <w:gridCol w:w="2041"/>
       </w:tblGrid>
       <w:tr>
         <w:trPr>
@@ -1038,11 +1040,12 @@
         <w:tblStyle w:val="TableGrid"/>
         <w:tblW w:type="auto" w:w="0"/>
         <w:jc w:val="center"/>
+        <w:tblLayout w:type="fixed"/>
         <w:tblLook w:firstColumn="1" w:firstRow="1" w:lastColumn="0" w:lastRow="0" w:noHBand="0" w:noVBand="1" w:val="04A0"/>
       </w:tblPr>
       <w:tblGrid>
-        <w:gridCol w:w="4819"/>
-        <w:gridCol w:w="4819"/>
+        <w:gridCol w:w="6236"/>
+        <w:gridCol w:w="3402"/>
       </w:tblGrid>
       <w:tr>
         <w:trPr>
@@ -1124,7 +1127,7 @@
               <w:rPr>
                 <w:sz w:val="18"/>
               </w:rPr>
-              <w:t>12:00 pm, Friday 30/10/2026</w:t>
+              <w:t>12:00 pm, Wednesday 28/10/2026</w:t>
             </w:r>
           </w:p>
         </w:tc>
@@ -1554,13 +1557,13 @@
         <w:rPr>
           <w:b/>
         </w:rPr>
-        <w:t xml:space="preserve">Quality. </w:t>
+        <w:t xml:space="preserve">Quality and ISO 9001. </w:t>
       </w:r>
       <w:r>
         <w:rPr>
           <w:b w:val="0"/>
         </w:rPr>
-        <w:t>Item 12 of the Agreement names ISO 9001 as the quality system. Please state whether your quality system is certified and describe your QA checks for this work.</w:t>
+        <w:t>Item 12 of the Agreement names ISO 9001 as the quality system. Please state your ISO 9001 status: whether you hold third-party ISO 9001 certification (certifier, certificate number and expiry), or, if not, the documented quality system you use. Please also describe your QA checks for this work.</w:t>
       </w:r>
     </w:p>
     <w:p>
@@ -1693,15 +1696,16 @@
         <w:tblStyle w:val="TableGrid"/>
         <w:tblW w:type="auto" w:w="0"/>
         <w:jc w:val="center"/>
+        <w:tblLayout w:type="fixed"/>
         <w:tblLook w:firstColumn="1" w:firstRow="1" w:lastColumn="0" w:lastRow="0" w:noHBand="0" w:noVBand="1" w:val="04A0"/>
       </w:tblPr>
       <w:tblGrid>
-        <w:gridCol w:w="1606"/>
-        <w:gridCol w:w="1606"/>
-        <w:gridCol w:w="1606"/>
-        <w:gridCol w:w="1606"/>
-        <w:gridCol w:w="1606"/>
-        <w:gridCol w:w="1606"/>
+        <w:gridCol w:w="737"/>
+        <w:gridCol w:w="4252"/>
+        <w:gridCol w:w="907"/>
+        <w:gridCol w:w="850"/>
+        <w:gridCol w:w="1361"/>
+        <w:gridCol w:w="1531"/>
       </w:tblGrid>
       <w:tr>
         <w:trPr>
@@ -2905,13 +2909,14 @@
         <w:tblStyle w:val="TableGrid"/>
         <w:tblW w:type="auto" w:w="0"/>
         <w:jc w:val="center"/>
+        <w:tblLayout w:type="fixed"/>
         <w:tblLook w:firstColumn="1" w:firstRow="1" w:lastColumn="0" w:lastRow="0" w:noHBand="0" w:noVBand="1" w:val="04A0"/>
       </w:tblPr>
       <w:tblGrid>
-        <w:gridCol w:w="2409"/>
-        <w:gridCol w:w="2409"/>
-        <w:gridCol w:w="2409"/>
-        <w:gridCol w:w="2409"/>
+        <w:gridCol w:w="737"/>
+        <w:gridCol w:w="6123"/>
+        <w:gridCol w:w="1361"/>
+        <w:gridCol w:w="1417"/>
       </w:tblGrid>
       <w:tr>
         <w:trPr>
@@ -3162,12 +3167,13 @@
         <w:tblStyle w:val="TableGrid"/>
         <w:tblW w:type="auto" w:w="0"/>
         <w:jc w:val="center"/>
+        <w:tblLayout w:type="fixed"/>
         <w:tblLook w:firstColumn="1" w:firstRow="1" w:lastColumn="0" w:lastRow="0" w:noHBand="0" w:noVBand="1" w:val="04A0"/>
       </w:tblPr>
       <w:tblGrid>
-        <w:gridCol w:w="3213"/>
-        <w:gridCol w:w="3213"/>
-        <w:gridCol w:w="3213"/>
+        <w:gridCol w:w="5102"/>
+        <w:gridCol w:w="2268"/>
+        <w:gridCol w:w="2268"/>
       </w:tblGrid>
       <w:tr>
         <w:trPr>
@@ -3425,7 +3431,7 @@
         <w:rPr>
           <w:b w:val="0"/>
         </w:rPr>
-        <w:t>Please hold your prices for 90 days from the quote due date, that is to 28/01/2027. Council requires JCE's tender to stay open for 60 days after the 13/11/2026 close.</w:t>
+        <w:t>Please hold your prices for 90 days from the quote due date, that is to 26/01/2027. Council requires JCE's tender to stay open for 60 days after the 13/11/2026 close.</w:t>
       </w:r>
     </w:p>
     <w:p>
@@ -3559,7 +3565,7 @@
         <w:rPr>
           <w:b w:val="0"/>
         </w:rPr>
-        <w:t>Please email your quotation to jayden@jceinfrastructure.com.au by 12:00 pm, Friday 30/10/2026, with:</w:t>
+        <w:t>Please email your quotation to jayden@jceinfrastructure.com.au by 12:00 pm, Wednesday 28/10/2026, with:</w:t>
       </w:r>
     </w:p>
     <w:p>
